--- a/2026.05.28 - Resume (Full Stack).docx
+++ b/2026.05.28 - Resume (Full Stack).docx
@@ -97,7 +97,7 @@
         <w:pStyle w:val="FirstParagraph"/>
       </w:pPr>
       <w:r>
-        <w:t xml:space="preserve">I’m a self-taught software engineer with almost 20 years of hands-on programming experience, including nearly a decade of professional experience specializing in iOS development, with growing expertise across backend systems, web technologies, CI/CD pipelines, analytics, and cross-platform development. While my foundation has been in mobile engineering, I’m actively pursuing opportunities to transition into a full-stack software engineering role where I can contribute across the entire product lifecycle, from frontend user experiences to backend architecture, infrastructure, integrations, and product decisions. Throughout my career, I’ve contributed to enterprise-scale applications, improved developer workflows and build systems, and embraced AI-assisted engineering practices to accelerate development and problem-solving. Beyond technology, I’m driven by curiosity, craftsmanship, and intentional growth, which shape both the way I approach software engineering and the way I collaborate with teams.</w:t>
+        <w:t xml:space="preserve">I’m a self-taught software engineer with almost 20 years of hands-on programming experience, including nearly a decade of professional experience specializing in iOS development, with growing expertise across backend systems, web technologies, CI/CD pipelines, analytics, and cross-platform development. While my foundation has been in mobile engineering, I’ve been intentionally broadening my experience across full-lifecycle technologies so I can contribute from frontend user experiences to backend architecture, infrastructure, integrations, and product decisions. Throughout my career, I’ve contributed to enterprise-scale applications, improved developer workflows and build systems, and embraced AI-assisted engineering practices to accelerate development and problem-solving. Beyond technology, I’m driven by curiosity, craftsmanship, and intentional growth, which shape both the way I approach software engineering and the way I collaborate with teams.</w:t>
       </w:r>
     </w:p>
     <w:p>
